--- a/Manu_Sankar_.docx
+++ b/Manu_Sankar_.docx
@@ -211,9 +211,21 @@
       <w:pPr>
         <w:pStyle w:val="Heading1"/>
         <w:ind w:left="-5"/>
-      </w:pPr>
-      <w:r>
-        <w:t>Summary</w:t>
+        <w:rPr>
+          <w:b/>
+          <w:bCs/>
+          <w:sz w:val="26"/>
+          <w:szCs w:val="26"/>
+        </w:rPr>
+      </w:pPr>
+      <w:r>
+        <w:rPr>
+          <w:b/>
+          <w:bCs/>
+          <w:sz w:val="26"/>
+          <w:szCs w:val="26"/>
+        </w:rPr>
+        <w:t>SUMMARY</w:t>
       </w:r>
     </w:p>
     <w:p>
@@ -330,12 +342,16 @@
         <w:rPr>
           <w:b/>
           <w:bCs/>
+          <w:sz w:val="26"/>
+          <w:szCs w:val="26"/>
         </w:rPr>
       </w:pPr>
       <w:r>
         <w:rPr>
           <w:b/>
           <w:bCs/>
+          <w:sz w:val="26"/>
+          <w:szCs w:val="26"/>
         </w:rPr>
         <w:t>TECHNICAL SKILLS</w:t>
       </w:r>
@@ -438,14 +454,24 @@
     <w:p>
       <w:pPr>
         <w:ind w:left="216" w:firstLine="0"/>
+        <w:rPr>
+          <w:sz w:val="22"/>
+          <w:szCs w:val="28"/>
+        </w:rPr>
       </w:pPr>
       <w:r>
         <w:rPr>
           <w:b/>
+          <w:sz w:val="22"/>
+          <w:szCs w:val="28"/>
         </w:rPr>
         <w:t>Programming</w:t>
       </w:r>
       <w:r>
+        <w:rPr>
+          <w:sz w:val="22"/>
+          <w:szCs w:val="28"/>
+        </w:rPr>
         <w:t>: PYTHON, DJANGO, REDUX, AXIOS, JAVASCRIPT, MYSQL, BOOTSTRAP, CSS, HTML</w:t>
       </w:r>
     </w:p>
@@ -453,36 +479,80 @@
       <w:pPr>
         <w:spacing w:after="285"/>
         <w:ind w:left="216" w:firstLine="0"/>
+        <w:rPr>
+          <w:sz w:val="22"/>
+          <w:szCs w:val="28"/>
+        </w:rPr>
       </w:pPr>
       <w:r>
         <w:rPr>
           <w:b/>
+          <w:sz w:val="22"/>
+          <w:szCs w:val="28"/>
         </w:rPr>
         <w:t>Technologies</w:t>
       </w:r>
       <w:r>
+        <w:rPr>
+          <w:sz w:val="22"/>
+          <w:szCs w:val="28"/>
+        </w:rPr>
         <w:t xml:space="preserve">: REST </w:t>
       </w:r>
       <w:r>
+        <w:rPr>
+          <w:sz w:val="22"/>
+          <w:szCs w:val="28"/>
+        </w:rPr>
         <w:t>API, POSTMAN</w:t>
       </w:r>
       <w:r>
-        <w:t xml:space="preserve"> API , PHP MYADMIN , MAIL TRAP , JINJA</w:t>
+        <w:rPr>
+          <w:sz w:val="22"/>
+          <w:szCs w:val="28"/>
+        </w:rPr>
+        <w:t xml:space="preserve"> </w:t>
+      </w:r>
+      <w:proofErr w:type="gramStart"/>
+      <w:r>
+        <w:rPr>
+          <w:sz w:val="22"/>
+          <w:szCs w:val="28"/>
+        </w:rPr>
+        <w:t>API ,</w:t>
+      </w:r>
+      <w:proofErr w:type="gramEnd"/>
+      <w:r>
+        <w:rPr>
+          <w:sz w:val="22"/>
+          <w:szCs w:val="28"/>
+        </w:rPr>
+        <w:t xml:space="preserve"> PHP MYADMIN , MAIL TRAP , JINJA</w:t>
       </w:r>
     </w:p>
     <w:p>
       <w:pPr>
+        <w:spacing w:after="285"/>
+        <w:ind w:left="216" w:firstLine="0"/>
+      </w:pPr>
+    </w:p>
+    <w:p>
+      <w:pPr>
         <w:pStyle w:val="Heading1"/>
         <w:ind w:left="-5"/>
         <w:rPr>
           <w:b/>
           <w:bCs/>
+          <w:sz w:val="26"/>
+          <w:szCs w:val="26"/>
         </w:rPr>
       </w:pPr>
       <w:r>
         <w:rPr>
           <w:b/>
           <w:bCs/>
+          <w:sz w:val="26"/>
+          <w:szCs w:val="26"/>
         </w:rPr>
         <w:t>EXPERIENCE</w:t>
       </w:r>
@@ -501,10 +571,10 @@
         <mc:AlternateContent>
           <mc:Choice Requires="wpg">
             <w:drawing>
-              <wp:inline distT="0" distB="0" distL="0" distR="0" wp14:anchorId="30640216" wp14:editId="07B0D4E5">
-                <wp:extent cx="6858000" cy="5055"/>
+              <wp:inline distT="0" distB="0" distL="0" distR="0" wp14:anchorId="09580CF4" wp14:editId="15B53896">
+                <wp:extent cx="6746240" cy="4373"/>
                 <wp:effectExtent l="0" t="0" r="0" b="0"/>
-                <wp:docPr id="892" name="Group 892"/>
+                <wp:docPr id="372654682" name="Group 372654682"/>
                 <wp:cNvGraphicFramePr/>
                 <a:graphic xmlns:a="http://schemas.openxmlformats.org/drawingml/2006/main">
                   <a:graphicData uri="http://schemas.microsoft.com/office/word/2010/wordprocessingGroup">
@@ -513,13 +583,13 @@
                       <wpg:grpSpPr>
                         <a:xfrm>
                           <a:off x="0" y="0"/>
-                          <a:ext cx="6858000" cy="5055"/>
+                          <a:ext cx="6746240" cy="4373"/>
                           <a:chOff x="0" y="0"/>
                           <a:chExt cx="6858000" cy="5055"/>
                         </a:xfrm>
                       </wpg:grpSpPr>
                       <wps:wsp>
-                        <wps:cNvPr id="29" name="Shape 29"/>
+                        <wps:cNvPr id="607676381" name="Shape 29"/>
                         <wps:cNvSpPr/>
                         <wps:spPr>
                           <a:xfrm>
@@ -569,13 +639,14 @@
               </wp:inline>
             </w:drawing>
           </mc:Choice>
-          <mc:Fallback xmlns:a="http://schemas.openxmlformats.org/drawingml/2006/main">
+          <mc:Fallback>
             <w:pict>
-              <v:group id="Group 892" style="width:540pt;height:0.398pt;mso-position-horizontal-relative:char;mso-position-vertical-relative:line" coordsize="68580,50">
-                <v:shape id="Shape 29" style="position:absolute;width:68580;height:0;left:0;top:0;" coordsize="6858000,0" path="m0,0l6858000,0">
-                  <v:stroke weight="0.398pt" endcap="flat" joinstyle="miter" miterlimit="10" on="true" color="#000000"/>
-                  <v:fill on="false" color="#000000" opacity="0"/>
+              <v:group w14:anchorId="70F35F00" id="Group 372654682" o:spid="_x0000_s1026" style="width:531.2pt;height:.35pt;mso-position-horizontal-relative:char;mso-position-vertical-relative:line" coordsize="68580,50" o:gfxdata="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">
+                <v:shape id="Shape 29" o:spid="_x0000_s1027" style="position:absolute;width:68580;height:0;visibility:visible;mso-wrap-style:square;v-text-anchor:top" coordsize="6858000,0" o:gfxdata="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" path="m,l6858000,e" filled="f" strokeweight=".14042mm">
+                  <v:stroke miterlimit="83231f" joinstyle="miter"/>
+                  <v:path arrowok="t" textboxrect="0,0,6858000,0"/>
                 </v:shape>
+                <w10:anchorlock/>
               </v:group>
             </w:pict>
           </mc:Fallback>
@@ -619,13 +690,15 @@
               <w:ind w:left="0" w:firstLine="0"/>
               <w:rPr>
                 <w:b/>
-                <w:sz w:val="22"/>
+                <w:sz w:val="24"/>
+                <w:szCs w:val="28"/>
               </w:rPr>
             </w:pPr>
             <w:r>
               <w:rPr>
                 <w:b/>
-                <w:sz w:val="22"/>
+                <w:sz w:val="24"/>
+                <w:szCs w:val="28"/>
               </w:rPr>
               <w:t xml:space="preserve">UST, Chennai-Software Developer-I                                                                                                           </w:t>
             </w:r>
@@ -640,13 +713,13 @@
               <w:spacing w:after="0" w:line="259" w:lineRule="auto"/>
               <w:rPr>
                 <w:bCs/>
-                <w:szCs w:val="22"/>
+                <w:sz w:val="22"/>
               </w:rPr>
             </w:pPr>
             <w:r>
               <w:rPr>
                 <w:bCs/>
-                <w:szCs w:val="22"/>
+                <w:sz w:val="22"/>
               </w:rPr>
               <w:t>Undergoing training in software development, focusing on C++ and core programming Concepts.</w:t>
             </w:r>
@@ -661,13 +734,13 @@
               <w:spacing w:after="0" w:line="259" w:lineRule="auto"/>
               <w:rPr>
                 <w:bCs/>
-                <w:szCs w:val="22"/>
+                <w:sz w:val="22"/>
               </w:rPr>
             </w:pPr>
             <w:r>
               <w:rPr>
                 <w:bCs/>
-                <w:szCs w:val="22"/>
+                <w:sz w:val="22"/>
               </w:rPr>
               <w:t>Contributing to debugging, testing, and maintaining application features</w:t>
             </w:r>
@@ -682,13 +755,13 @@
               <w:spacing w:after="0" w:line="259" w:lineRule="auto"/>
               <w:rPr>
                 <w:bCs/>
-                <w:szCs w:val="22"/>
+                <w:sz w:val="22"/>
               </w:rPr>
             </w:pPr>
             <w:r>
               <w:rPr>
                 <w:bCs/>
-                <w:szCs w:val="22"/>
+                <w:sz w:val="22"/>
               </w:rPr>
               <w:t>Participating in code reviews, team discussions, and technical documentation</w:t>
             </w:r>
@@ -701,6 +774,18 @@
                 <w:b/>
                 <w:sz w:val="22"/>
               </w:rPr>
+            </w:pPr>
+          </w:p>
+          <w:p>
+            <w:pPr>
+              <w:spacing w:after="0" w:line="259" w:lineRule="auto"/>
+              <w:ind w:left="0" w:firstLine="0"/>
+            </w:pPr>
+          </w:p>
+          <w:p>
+            <w:pPr>
+              <w:spacing w:after="0" w:line="259" w:lineRule="auto"/>
+              <w:ind w:left="0" w:firstLine="0"/>
             </w:pPr>
           </w:p>
           <w:p>
@@ -800,16 +885,107 @@
       <w:pPr>
         <w:pStyle w:val="Heading2"/>
         <w:rPr>
+          <w:sz w:val="28"/>
+          <w:szCs w:val="32"/>
+        </w:rPr>
+      </w:pPr>
+      <w:r>
+        <w:rPr>
+          <w:sz w:val="26"/>
+          <w:szCs w:val="26"/>
+        </w:rPr>
+        <w:t>PROJECTS</w:t>
+      </w:r>
+      <w:r>
+        <w:rPr>
+          <w:rFonts w:ascii="Calibri" w:eastAsia="Calibri" w:hAnsi="Calibri" w:cs="Calibri"/>
+          <w:noProof/>
           <w:sz w:val="24"/>
           <w:szCs w:val="28"/>
         </w:rPr>
-      </w:pPr>
-      <w:r>
-        <w:rPr>
-          <w:sz w:val="24"/>
-          <w:szCs w:val="28"/>
-        </w:rPr>
-        <w:t>PROJECTS</w:t>
+        <mc:AlternateContent>
+          <mc:Choice Requires="wpg">
+            <w:drawing>
+              <wp:inline distT="0" distB="0" distL="0" distR="0" wp14:anchorId="047A3CDB" wp14:editId="7D4D634C">
+                <wp:extent cx="6746240" cy="4373"/>
+                <wp:effectExtent l="0" t="0" r="0" b="0"/>
+                <wp:docPr id="892" name="Group 892"/>
+                <wp:cNvGraphicFramePr/>
+                <a:graphic xmlns:a="http://schemas.openxmlformats.org/drawingml/2006/main">
+                  <a:graphicData uri="http://schemas.microsoft.com/office/word/2010/wordprocessingGroup">
+                    <wpg:wgp>
+                      <wpg:cNvGrpSpPr/>
+                      <wpg:grpSpPr>
+                        <a:xfrm>
+                          <a:off x="0" y="0"/>
+                          <a:ext cx="6746240" cy="4373"/>
+                          <a:chOff x="0" y="0"/>
+                          <a:chExt cx="6858000" cy="5055"/>
+                        </a:xfrm>
+                      </wpg:grpSpPr>
+                      <wps:wsp>
+                        <wps:cNvPr id="29" name="Shape 29"/>
+                        <wps:cNvSpPr/>
+                        <wps:spPr>
+                          <a:xfrm>
+                            <a:off x="0" y="0"/>
+                            <a:ext cx="6858000" cy="0"/>
+                          </a:xfrm>
+                          <a:custGeom>
+                            <a:avLst/>
+                            <a:gdLst/>
+                            <a:ahLst/>
+                            <a:cxnLst/>
+                            <a:rect l="0" t="0" r="0" b="0"/>
+                            <a:pathLst>
+                              <a:path w="6858000">
+                                <a:moveTo>
+                                  <a:pt x="0" y="0"/>
+                                </a:moveTo>
+                                <a:lnTo>
+                                  <a:pt x="6858000" y="0"/>
+                                </a:lnTo>
+                              </a:path>
+                            </a:pathLst>
+                          </a:custGeom>
+                          <a:ln w="5055" cap="flat">
+                            <a:miter lim="127000"/>
+                          </a:ln>
+                        </wps:spPr>
+                        <wps:style>
+                          <a:lnRef idx="1">
+                            <a:srgbClr val="000000"/>
+                          </a:lnRef>
+                          <a:fillRef idx="0">
+                            <a:srgbClr val="000000">
+                              <a:alpha val="0"/>
+                            </a:srgbClr>
+                          </a:fillRef>
+                          <a:effectRef idx="0">
+                            <a:scrgbClr r="0" g="0" b="0"/>
+                          </a:effectRef>
+                          <a:fontRef idx="none"/>
+                        </wps:style>
+                        <wps:bodyPr/>
+                      </wps:wsp>
+                    </wpg:wgp>
+                  </a:graphicData>
+                </a:graphic>
+              </wp:inline>
+            </w:drawing>
+          </mc:Choice>
+          <mc:Fallback>
+            <w:pict>
+              <v:group w14:anchorId="3499C37B" id="Group 892" o:spid="_x0000_s1026" style="width:531.2pt;height:.35pt;mso-position-horizontal-relative:char;mso-position-vertical-relative:line" coordsize="68580,50" o:gfxdata="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">
+                <v:shape id="Shape 29" o:spid="_x0000_s1027" style="position:absolute;width:68580;height:0;visibility:visible;mso-wrap-style:square;v-text-anchor:top" coordsize="6858000,0" o:gfxdata="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" path="m,l6858000,e" filled="f" strokeweight=".14042mm">
+                  <v:stroke miterlimit="83231f" joinstyle="miter"/>
+                  <v:path arrowok="t" textboxrect="0,0,6858000,0"/>
+                </v:shape>
+                <w10:anchorlock/>
+              </v:group>
+            </w:pict>
+          </mc:Fallback>
+        </mc:AlternateContent>
       </w:r>
     </w:p>
     <w:p>
@@ -825,16 +1001,22 @@
         <w:rPr>
           <w:b/>
         </w:rPr>
-        <w:t xml:space="preserve">MOVIESPRIME </w:t>
-      </w:r>
-      <w:r>
-        <w:t xml:space="preserve">:An OTT web application has been developed using React, where users can subscribe and watch movies. Axios and APIs have been utilized for communication, with Django as the backend and phpMyAdmin for database management. Front </w:t>
+        <w:t>MOVIESPRIME: An</w:t>
+      </w:r>
+      <w:r>
+        <w:t xml:space="preserve"> OTT web application has been developed using React, where users can subscribe and watch movies. Axios and APIs have been utilized for communication, with Django as the backend and phpMyAdmin for database management. Front </w:t>
       </w:r>
       <w:r>
         <w:t>end:</w:t>
       </w:r>
       <w:r>
-        <w:t xml:space="preserve"> React Back end : Django</w:t>
+        <w:t xml:space="preserve"> React Back </w:t>
+      </w:r>
+      <w:r>
+        <w:t>end:</w:t>
+      </w:r>
+      <w:r>
+        <w:t xml:space="preserve"> Django</w:t>
       </w:r>
     </w:p>
     <w:p>
@@ -862,7 +1044,15 @@
         <w:t xml:space="preserve"> </w:t>
       </w:r>
       <w:r>
-        <w:t xml:space="preserve">A web application was developed using Django that allows users to manage their daily water intake. AJAX was utilized for search functionality, and phpMyAdmin was used as the database. Front end : HTML, CSS, Bootstrap, </w:t>
+        <w:t xml:space="preserve">A web application was developed using Django that allows users to manage their daily water intake. AJAX was utilized for search functionality, and phpMyAdmin was used as the database. Front </w:t>
+      </w:r>
+      <w:proofErr w:type="gramStart"/>
+      <w:r>
+        <w:t>end :</w:t>
+      </w:r>
+      <w:proofErr w:type="gramEnd"/>
+      <w:r>
+        <w:t xml:space="preserve"> HTML, CSS, Bootstrap, </w:t>
       </w:r>
       <w:r>
         <w:t>JavaScript</w:t>
@@ -901,18 +1091,29 @@
     </w:p>
     <w:p>
       <w:pPr>
+        <w:spacing w:after="315"/>
+        <w:ind w:left="0" w:firstLine="0"/>
+      </w:pPr>
+    </w:p>
+    <w:p>
+      <w:pPr>
         <w:pStyle w:val="Heading1"/>
         <w:ind w:left="226"/>
         <w:rPr>
           <w:b/>
           <w:bCs/>
+          <w:sz w:val="26"/>
+          <w:szCs w:val="26"/>
         </w:rPr>
       </w:pPr>
       <w:r>
         <w:rPr>
           <w:b/>
           <w:bCs/>
-        </w:rPr>
+          <w:sz w:val="26"/>
+          <w:szCs w:val="26"/>
+        </w:rPr>
+        <w:lastRenderedPageBreak/>
         <w:t>EDUCATION</w:t>
       </w:r>
     </w:p>
@@ -1213,6 +1414,9 @@
             <w:pPr>
               <w:spacing w:after="0" w:line="259" w:lineRule="auto"/>
               <w:ind w:left="0" w:firstLine="0"/>
+              <w:rPr>
+                <w:i/>
+              </w:rPr>
             </w:pPr>
             <w:r>
               <w:rPr>
@@ -1220,6 +1424,12 @@
               </w:rPr>
               <w:t>Christ Nagar College</w:t>
             </w:r>
+          </w:p>
+          <w:p>
+            <w:pPr>
+              <w:spacing w:after="0" w:line="259" w:lineRule="auto"/>
+              <w:ind w:left="0" w:firstLine="0"/>
+            </w:pPr>
           </w:p>
         </w:tc>
         <w:tc>
@@ -1255,14 +1465,17 @@
         <w:rPr>
           <w:b/>
           <w:bCs/>
+          <w:sz w:val="26"/>
+          <w:szCs w:val="26"/>
         </w:rPr>
       </w:pPr>
       <w:r>
         <w:rPr>
           <w:b/>
           <w:bCs/>
-        </w:rPr>
-        <w:lastRenderedPageBreak/>
+          <w:sz w:val="26"/>
+          <w:szCs w:val="26"/>
+        </w:rPr>
         <w:t>CERTIFICATIONS</w:t>
       </w:r>
     </w:p>

--- a/Manu_Sankar_.docx
+++ b/Manu_Sankar_.docx
@@ -641,7 +641,7 @@
           </mc:Choice>
           <mc:Fallback>
             <w:pict>
-              <v:group w14:anchorId="70F35F00" id="Group 372654682" o:spid="_x0000_s1026" style="width:531.2pt;height:.35pt;mso-position-horizontal-relative:char;mso-position-vertical-relative:line" coordsize="68580,50" o:gfxdata="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">
+              <v:group w14:anchorId="31243770" id="Group 372654682" o:spid="_x0000_s1026" style="width:531.2pt;height:.35pt;mso-position-horizontal-relative:char;mso-position-vertical-relative:line" coordsize="68580,50" o:gfxdata="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">
                 <v:shape id="Shape 29" o:spid="_x0000_s1027" style="position:absolute;width:68580;height:0;visibility:visible;mso-wrap-style:square;v-text-anchor:top" coordsize="6858000,0" o:gfxdata="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" path="m,l6858000,e" filled="f" strokeweight=".14042mm">
                   <v:stroke miterlimit="83231f" joinstyle="miter"/>
                   <v:path arrowok="t" textboxrect="0,0,6858000,0"/>
@@ -976,7 +976,7 @@
           </mc:Choice>
           <mc:Fallback>
             <w:pict>
-              <v:group w14:anchorId="3499C37B" id="Group 892" o:spid="_x0000_s1026" style="width:531.2pt;height:.35pt;mso-position-horizontal-relative:char;mso-position-vertical-relative:line" coordsize="68580,50" o:gfxdata="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">
+              <v:group w14:anchorId="735E7E5F" id="Group 892" o:spid="_x0000_s1026" style="width:531.2pt;height:.35pt;mso-position-horizontal-relative:char;mso-position-vertical-relative:line" coordsize="68580,50" o:gfxdata="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">
                 <v:shape id="Shape 29" o:spid="_x0000_s1027" style="position:absolute;width:68580;height:0;visibility:visible;mso-wrap-style:square;v-text-anchor:top" coordsize="6858000,0" o:gfxdata="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" path="m,l6858000,e" filled="f" strokeweight=".14042mm">
                   <v:stroke miterlimit="83231f" joinstyle="miter"/>
                   <v:path arrowok="t" textboxrect="0,0,6858000,0"/>
@@ -1245,8 +1245,12 @@
           </w:tcPr>
           <w:p>
             <w:pPr>
+              <w:pStyle w:val="ListParagraph"/>
+              <w:numPr>
+                <w:ilvl w:val="0"/>
+                <w:numId w:val="4"/>
+              </w:numPr>
               <w:spacing w:after="0" w:line="259" w:lineRule="auto"/>
-              <w:ind w:left="0" w:firstLine="0"/>
             </w:pPr>
             <w:r>
               <w:rPr>
@@ -1305,8 +1309,12 @@
           </w:tcPr>
           <w:p>
             <w:pPr>
+              <w:pStyle w:val="ListParagraph"/>
+              <w:numPr>
+                <w:ilvl w:val="0"/>
+                <w:numId w:val="4"/>
+              </w:numPr>
               <w:spacing w:after="0" w:line="259" w:lineRule="auto"/>
-              <w:ind w:left="0" w:firstLine="0"/>
             </w:pPr>
             <w:r>
               <w:rPr>
@@ -1358,8 +1366,12 @@
           </w:tcPr>
           <w:p>
             <w:pPr>
+              <w:pStyle w:val="ListParagraph"/>
+              <w:numPr>
+                <w:ilvl w:val="0"/>
+                <w:numId w:val="4"/>
+              </w:numPr>
               <w:spacing w:after="0" w:line="259" w:lineRule="auto"/>
-              <w:ind w:left="0" w:firstLine="0"/>
             </w:pPr>
             <w:r>
               <w:rPr>
@@ -1412,8 +1424,12 @@
           </w:tcPr>
           <w:p>
             <w:pPr>
+              <w:pStyle w:val="ListParagraph"/>
+              <w:numPr>
+                <w:ilvl w:val="0"/>
+                <w:numId w:val="4"/>
+              </w:numPr>
               <w:spacing w:after="0" w:line="259" w:lineRule="auto"/>
-              <w:ind w:left="0" w:firstLine="0"/>
               <w:rPr>
                 <w:i/>
               </w:rPr>
@@ -1576,8 +1592,12 @@
     </w:p>
     <w:p>
       <w:pPr>
+        <w:pStyle w:val="ListParagraph"/>
+        <w:numPr>
+          <w:ilvl w:val="0"/>
+          <w:numId w:val="4"/>
+        </w:numPr>
         <w:spacing w:after="0" w:line="259" w:lineRule="auto"/>
-        <w:ind w:left="432" w:firstLine="0"/>
       </w:pPr>
       <w:r>
         <w:rPr>
@@ -1589,7 +1609,7 @@
     <w:p>
       <w:pPr>
         <w:spacing w:after="0" w:line="259" w:lineRule="auto"/>
-        <w:ind w:left="432" w:firstLine="0"/>
+        <w:ind w:left="432" w:firstLine="288"/>
       </w:pPr>
       <w:r>
         <w:rPr>
@@ -2157,6 +2177,130 @@
       </w:rPr>
     </w:lvl>
   </w:abstractNum>
+  <w:abstractNum w:abstractNumId="3" w15:restartNumberingAfterBreak="0">
+    <w:nsid w:val="752A300B"/>
+    <w:multiLevelType w:val="hybridMultilevel"/>
+    <w:tmpl w:val="ACDCEE94"/>
+    <w:lvl w:ilvl="0" w:tplc="453C9B44">
+      <w:start w:val="1"/>
+      <w:numFmt w:val="bullet"/>
+      <w:lvlText w:val="•"/>
+      <w:lvlJc w:val="left"/>
+      <w:pPr>
+        <w:ind w:left="720" w:hanging="360"/>
+      </w:pPr>
+      <w:rPr>
+        <w:rFonts w:ascii="Cambria" w:eastAsia="Cambria" w:hAnsi="Cambria" w:cs="Cambria"/>
+        <w:b w:val="0"/>
+        <w:i w:val="0"/>
+        <w:strike w:val="0"/>
+        <w:dstrike w:val="0"/>
+        <w:color w:val="000000"/>
+        <w:sz w:val="12"/>
+        <w:szCs w:val="12"/>
+        <w:u w:val="none" w:color="000000"/>
+        <w:bdr w:val="none" w:sz="0" w:space="0" w:color="auto"/>
+        <w:shd w:val="clear" w:color="auto" w:fill="auto"/>
+        <w:vertAlign w:val="baseline"/>
+      </w:rPr>
+    </w:lvl>
+    <w:lvl w:ilvl="1" w:tplc="40090003" w:tentative="1">
+      <w:start w:val="1"/>
+      <w:numFmt w:val="bullet"/>
+      <w:lvlText w:val="o"/>
+      <w:lvlJc w:val="left"/>
+      <w:pPr>
+        <w:ind w:left="1440" w:hanging="360"/>
+      </w:pPr>
+      <w:rPr>
+        <w:rFonts w:ascii="Courier New" w:hAnsi="Courier New" w:cs="Courier New" w:hint="default"/>
+      </w:rPr>
+    </w:lvl>
+    <w:lvl w:ilvl="2" w:tplc="40090005" w:tentative="1">
+      <w:start w:val="1"/>
+      <w:numFmt w:val="bullet"/>
+      <w:lvlText w:val=""/>
+      <w:lvlJc w:val="left"/>
+      <w:pPr>
+        <w:ind w:left="2160" w:hanging="360"/>
+      </w:pPr>
+      <w:rPr>
+        <w:rFonts w:ascii="Wingdings" w:hAnsi="Wingdings" w:hint="default"/>
+      </w:rPr>
+    </w:lvl>
+    <w:lvl w:ilvl="3" w:tplc="40090001" w:tentative="1">
+      <w:start w:val="1"/>
+      <w:numFmt w:val="bullet"/>
+      <w:lvlText w:val=""/>
+      <w:lvlJc w:val="left"/>
+      <w:pPr>
+        <w:ind w:left="2880" w:hanging="360"/>
+      </w:pPr>
+      <w:rPr>
+        <w:rFonts w:ascii="Symbol" w:hAnsi="Symbol" w:hint="default"/>
+      </w:rPr>
+    </w:lvl>
+    <w:lvl w:ilvl="4" w:tplc="40090003" w:tentative="1">
+      <w:start w:val="1"/>
+      <w:numFmt w:val="bullet"/>
+      <w:lvlText w:val="o"/>
+      <w:lvlJc w:val="left"/>
+      <w:pPr>
+        <w:ind w:left="3600" w:hanging="360"/>
+      </w:pPr>
+      <w:rPr>
+        <w:rFonts w:ascii="Courier New" w:hAnsi="Courier New" w:cs="Courier New" w:hint="default"/>
+      </w:rPr>
+    </w:lvl>
+    <w:lvl w:ilvl="5" w:tplc="40090005" w:tentative="1">
+      <w:start w:val="1"/>
+      <w:numFmt w:val="bullet"/>
+      <w:lvlText w:val=""/>
+      <w:lvlJc w:val="left"/>
+      <w:pPr>
+        <w:ind w:left="4320" w:hanging="360"/>
+      </w:pPr>
+      <w:rPr>
+        <w:rFonts w:ascii="Wingdings" w:hAnsi="Wingdings" w:hint="default"/>
+      </w:rPr>
+    </w:lvl>
+    <w:lvl w:ilvl="6" w:tplc="40090001" w:tentative="1">
+      <w:start w:val="1"/>
+      <w:numFmt w:val="bullet"/>
+      <w:lvlText w:val=""/>
+      <w:lvlJc w:val="left"/>
+      <w:pPr>
+        <w:ind w:left="5040" w:hanging="360"/>
+      </w:pPr>
+      <w:rPr>
+        <w:rFonts w:ascii="Symbol" w:hAnsi="Symbol" w:hint="default"/>
+      </w:rPr>
+    </w:lvl>
+    <w:lvl w:ilvl="7" w:tplc="40090003" w:tentative="1">
+      <w:start w:val="1"/>
+      <w:numFmt w:val="bullet"/>
+      <w:lvlText w:val="o"/>
+      <w:lvlJc w:val="left"/>
+      <w:pPr>
+        <w:ind w:left="5760" w:hanging="360"/>
+      </w:pPr>
+      <w:rPr>
+        <w:rFonts w:ascii="Courier New" w:hAnsi="Courier New" w:cs="Courier New" w:hint="default"/>
+      </w:rPr>
+    </w:lvl>
+    <w:lvl w:ilvl="8" w:tplc="40090005" w:tentative="1">
+      <w:start w:val="1"/>
+      <w:numFmt w:val="bullet"/>
+      <w:lvlText w:val=""/>
+      <w:lvlJc w:val="left"/>
+      <w:pPr>
+        <w:ind w:left="6480" w:hanging="360"/>
+      </w:pPr>
+      <w:rPr>
+        <w:rFonts w:ascii="Wingdings" w:hAnsi="Wingdings" w:hint="default"/>
+      </w:rPr>
+    </w:lvl>
+  </w:abstractNum>
   <w:num w:numId="1" w16cid:durableId="1662812034">
     <w:abstractNumId w:val="0"/>
   </w:num>
@@ -2165,6 +2309,9 @@
   </w:num>
   <w:num w:numId="3" w16cid:durableId="309359582">
     <w:abstractNumId w:val="2"/>
+  </w:num>
+  <w:num w:numId="4" w16cid:durableId="119808798">
+    <w:abstractNumId w:val="3"/>
   </w:num>
 </w:numbering>
 </file>
